--- a/static/uploads/word/INAMHI-DAF-UTICS-2026-044-IT-D.docx
+++ b/static/uploads/word/INAMHI-DAF-UTICS-2026-044-IT-D.docx
@@ -217,7 +217,7 @@
       <w:r>
         <w:drawing>
           <wp:inline xmlns:a="http://schemas.openxmlformats.org/drawingml/2006/main" xmlns:pic="http://schemas.openxmlformats.org/drawingml/2006/picture">
-            <wp:extent cx="4320000" cy="1509960"/>
+            <wp:extent cx="4320000" cy="822024"/>
             <wp:docPr id="1" name="Picture 1"/>
             <wp:cNvGraphicFramePr>
               <a:graphicFrameLocks noChangeAspect="1"/>
@@ -226,7 +226,7 @@
               <a:graphicData uri="http://schemas.openxmlformats.org/drawingml/2006/picture">
                 <pic:pic>
                   <pic:nvPicPr>
-                    <pic:cNvPr id="0" name="it_descargo_151633218579_Captura_de_pantalla_2026-04-17_112628.png"/>
+                    <pic:cNvPr id="0" name="it_edit_154334399849_Captura_de_pantalla_2026-04-17_111827.png"/>
                     <pic:cNvPicPr/>
                   </pic:nvPicPr>
                   <pic:blipFill>
@@ -238,7 +238,7 @@
                   <pic:spPr>
                     <a:xfrm>
                       <a:off x="0" y="0"/>
-                      <a:ext cx="4320000" cy="1509960"/>
+                      <a:ext cx="4320000" cy="822024"/>
                     </a:xfrm>
                     <a:prstGeom prst="rect"/>
                   </pic:spPr>
@@ -432,7 +432,7 @@
       <w:r>
         <w:drawing>
           <wp:inline xmlns:a="http://schemas.openxmlformats.org/drawingml/2006/main" xmlns:pic="http://schemas.openxmlformats.org/drawingml/2006/picture">
-            <wp:extent cx="4320000" cy="2318708"/>
+            <wp:extent cx="4320000" cy="816495"/>
             <wp:docPr id="2" name="Picture 2"/>
             <wp:cNvGraphicFramePr>
               <a:graphicFrameLocks noChangeAspect="1"/>
@@ -441,7 +441,7 @@
               <a:graphicData uri="http://schemas.openxmlformats.org/drawingml/2006/picture">
                 <pic:pic>
                   <pic:nvPicPr>
-                    <pic:cNvPr id="0" name="it_descargo_151633221968_Captura_de_pantalla_2026-04-16_103434.png"/>
+                    <pic:cNvPr id="0" name="it_edit_154349852760_Captura_de_pantalla_2026-04-17_102713.png"/>
                     <pic:cNvPicPr/>
                   </pic:nvPicPr>
                   <pic:blipFill>
@@ -453,7 +453,7 @@
                   <pic:spPr>
                     <a:xfrm>
                       <a:off x="0" y="0"/>
-                      <a:ext cx="4320000" cy="2318708"/>
+                      <a:ext cx="4320000" cy="816495"/>
                     </a:xfrm>
                     <a:prstGeom prst="rect"/>
                   </pic:spPr>
@@ -471,7 +471,7 @@
       <w:r>
         <w:drawing>
           <wp:inline xmlns:a="http://schemas.openxmlformats.org/drawingml/2006/main" xmlns:pic="http://schemas.openxmlformats.org/drawingml/2006/picture">
-            <wp:extent cx="4320000" cy="873636"/>
+            <wp:extent cx="4320000" cy="822024"/>
             <wp:docPr id="3" name="Picture 3"/>
             <wp:cNvGraphicFramePr>
               <a:graphicFrameLocks noChangeAspect="1"/>
@@ -480,11 +480,11 @@
               <a:graphicData uri="http://schemas.openxmlformats.org/drawingml/2006/picture">
                 <pic:pic>
                   <pic:nvPicPr>
-                    <pic:cNvPr id="0" name="it_descargo_151633225118_Captura_de_pantalla_2026-04-16_103545.png"/>
+                    <pic:cNvPr id="0" name="it_edit_154334399849_Captura_de_pantalla_2026-04-17_111827.png"/>
                     <pic:cNvPicPr/>
                   </pic:nvPicPr>
                   <pic:blipFill>
-                    <a:blip r:embed="rId13"/>
+                    <a:blip r:embed="rId11"/>
                     <a:stretch>
                       <a:fillRect/>
                     </a:stretch>
@@ -492,7 +492,7 @@
                   <pic:spPr>
                     <a:xfrm>
                       <a:off x="0" y="0"/>
-                      <a:ext cx="4320000" cy="873636"/>
+                      <a:ext cx="4320000" cy="822024"/>
                     </a:xfrm>
                     <a:prstGeom prst="rect"/>
                   </pic:spPr>
@@ -510,7 +510,7 @@
       <w:r>
         <w:drawing>
           <wp:inline xmlns:a="http://schemas.openxmlformats.org/drawingml/2006/main" xmlns:pic="http://schemas.openxmlformats.org/drawingml/2006/picture">
-            <wp:extent cx="4320000" cy="2010519"/>
+            <wp:extent cx="4320000" cy="446897"/>
             <wp:docPr id="4" name="Picture 4"/>
             <wp:cNvGraphicFramePr>
               <a:graphicFrameLocks noChangeAspect="1"/>
@@ -519,11 +519,11 @@
               <a:graphicData uri="http://schemas.openxmlformats.org/drawingml/2006/picture">
                 <pic:pic>
                   <pic:nvPicPr>
-                    <pic:cNvPr id="0" name="it_descargo_151633228039_Captura_de_pantalla_2026-04-16_103929.png"/>
+                    <pic:cNvPr id="0" name="it_edit_154349855773_Captura_de_pantalla_2026-04-17_112204.png"/>
                     <pic:cNvPicPr/>
                   </pic:nvPicPr>
                   <pic:blipFill>
-                    <a:blip r:embed="rId14"/>
+                    <a:blip r:embed="rId13"/>
                     <a:stretch>
                       <a:fillRect/>
                     </a:stretch>
@@ -531,7 +531,7 @@
                   <pic:spPr>
                     <a:xfrm>
                       <a:off x="0" y="0"/>
-                      <a:ext cx="4320000" cy="2010519"/>
+                      <a:ext cx="4320000" cy="446897"/>
                     </a:xfrm>
                     <a:prstGeom prst="rect"/>
                   </pic:spPr>
@@ -549,7 +549,7 @@
       <w:r>
         <w:drawing>
           <wp:inline xmlns:a="http://schemas.openxmlformats.org/drawingml/2006/main" xmlns:pic="http://schemas.openxmlformats.org/drawingml/2006/picture">
-            <wp:extent cx="4320000" cy="778235"/>
+            <wp:extent cx="4320000" cy="1509960"/>
             <wp:docPr id="5" name="Picture 5"/>
             <wp:cNvGraphicFramePr>
               <a:graphicFrameLocks noChangeAspect="1"/>
@@ -558,11 +558,11 @@
               <a:graphicData uri="http://schemas.openxmlformats.org/drawingml/2006/picture">
                 <pic:pic>
                   <pic:nvPicPr>
-                    <pic:cNvPr id="0" name="it_descargo_151633231379_Captura_de_pantalla_2026-04-16_104018.png"/>
+                    <pic:cNvPr id="0" name="it_edit_154349857218_Captura_de_pantalla_2026-04-17_112628.png"/>
                     <pic:cNvPicPr/>
                   </pic:nvPicPr>
                   <pic:blipFill>
-                    <a:blip r:embed="rId15"/>
+                    <a:blip r:embed="rId14"/>
                     <a:stretch>
                       <a:fillRect/>
                     </a:stretch>
@@ -570,7 +570,7 @@
                   <pic:spPr>
                     <a:xfrm>
                       <a:off x="0" y="0"/>
-                      <a:ext cx="4320000" cy="778235"/>
+                      <a:ext cx="4320000" cy="1509960"/>
                     </a:xfrm>
                     <a:prstGeom prst="rect"/>
                   </pic:spPr>
